--- a/atelier/atelier_126.docx
+++ b/atelier/atelier_126.docx
@@ -198,7 +198,7 @@
                 <w:b w:val="false"/>
                 <w:bCs w:val="false"/>
               </w:rPr>
-              <w:t xml:space="preserve">Initial 🔴 — Pas de .gitlab-ci.yml : prendre conscience du manque</w:t>
+              <w:t xml:space="preserve">Initial 🔴 — Pas de.gitlab-ci.yml : prendre conscience du manque</w:t>
             </w:r>
           </w:p>
         </w:tc>
@@ -254,7 +254,7 @@
                 <w:b/>
                 <w:bCs/>
               </w:rPr>
-              <w:t xml:space="preserve">CI versionnée — fait passer de « absente » (faible) vers « présente » (bon). Mesure : présence d’un .gitlab-ci.yml à la racine.</w:t>
+              <w:t xml:space="preserve">CI versionnée — fait passer de « absente » (faible) vers « présente » (bon). Mesure : présence d’un.gitlab-ci.yml à la racine.</w:t>
             </w:r>
           </w:p>
         </w:tc>
@@ -493,7 +493,7 @@
         <w:spacing w:after="120"/>
       </w:pPr>
       <w:r>
-        <w:t xml:space="preserve">Certaines squads déploient sans CI versionnée : le build et le déploiement se font à la main, par un script sur la machine de quelqu’un, ou par une configuration qui vit ailleurs que dans le dépôt — pas dans un .gitlab-ci.yml. Le « pipeline » existe peut-être dans les faits, mais il n’est nulle part dans le code : invisible, non partagé, non reproductible, dépendant de celui qui sait. Le sujet de cet atelier est de prendre conscience de ce que cette absence implique : que se passe-t-il si la personne qui connaît le déploiement part ? Comment un nouveau comprend-il comment ça se construit ? Comment rejoue-t-on un déploiement à l’identique ? On rend visible le risque d’un processus de livraison qui n’est pas versionné, avant de poser le premier fichier (#127).</w:t>
+        <w:t xml:space="preserve">Certaines squads déploient sans CI versionnée : le build et le déploiement se font à la main, par un script sur la machine de quelqu’un, ou par une configuration qui vit ailleurs que dans le dépôt — pas dans un.gitlab-ci.yml. Le « pipeline » existe peut-être dans les faits, mais il n’est nulle part dans le code : invisible, non partagé, non reproductible, dépendant de celui qui sait. Le sujet de cet atelier est de prendre conscience de ce que cette absence implique : que se passe-t-il si la personne qui connaît le déploiement part ? Comment un nouveau comprend-il comment ça se construit ? Comment rejoue-t-on un déploiement à l’identique ? On rend visible le risque d’un processus de livraison qui n’est pas versionné, avant de poser le premier fichier.</w:t>
       </w:r>
     </w:p>
     <w:p>
@@ -540,20 +540,20 @@
         <w:spacing w:after="80"/>
       </w:pPr>
       <w:r>
-        <w:t xml:space="preserve">Une CI versionnée est visible, lisible, auditable : dans le dépôt, le .gitlab-ci.yml dit à tous comment le projet se construit et se déploie. Personne n’a à demander. En banque, pouvoir montrer le processus de livraison exact qui a produit une version est une exigence d’auditabilité.</w:t>
-      </w:r>
-    </w:p>
-    <w:p>
-      <w:pPr>
-        <w:pStyle w:val="ListParagraph"/>
-        <w:numPr>
-          <w:ilvl w:val="0"/>
-          <w:numId w:val="2"/>
-        </w:numPr>
-        <w:spacing w:after="80"/>
-      </w:pPr>
-      <w:r>
-        <w:t xml:space="preserve">Versionner la CI ouvre tout le reste : tests, lint, sécurité, garde-fous (tout P04) supposent un .gitlab-ci.yml où les ajouter. Sans CI versionnée, aucune de ces pratiques n’a de support. Le fichier est la fondation sur laquelle tout le pipeline complet se construit.</w:t>
+        <w:t xml:space="preserve">Une CI versionnée est visible, lisible, auditable : dans le dépôt, le.gitlab-ci.yml dit à tous comment le projet se construit et se déploie. Personne n’a à demander. En banque, pouvoir montrer le processus de livraison exact qui a produit une version est une exigence d’auditabilité.</w:t>
+      </w:r>
+    </w:p>
+    <w:p>
+      <w:pPr>
+        <w:pStyle w:val="ListParagraph"/>
+        <w:numPr>
+          <w:ilvl w:val="0"/>
+          <w:numId w:val="2"/>
+        </w:numPr>
+        <w:spacing w:after="80"/>
+      </w:pPr>
+      <w:r>
+        <w:t xml:space="preserve">Versionner la CI ouvre tout le reste : tests, lint, sécurité, garde-fous (tout P04) supposent un.gitlab-ci.yml où les ajouter. Sans CI versionnée, aucune de ces pratiques n’a de support. Le fichier est la fondation sur laquelle tout le pipeline complet se construit.</w:t>
       </w:r>
     </w:p>
     <w:p>
@@ -613,7 +613,7 @@
         <w:spacing w:after="80"/>
       </w:pPr>
       <w:r>
-        <w:t xml:space="preserve">Mesurer l’écart avec le hub : la mesure « CI versionnée » du hub est binaire — il y a un .gitlab-ci.yml à la racine, ou non. Constater ensemble où on se situe ancre le point de départ et la cible du #127.</w:t>
+        <w:t xml:space="preserve">Mesurer l’écart avec le hub : la mesure « CI versionnée » du hub est binaire — il y a un.gitlab-ci.yml à la racine, ou non. Constater ensemble où on se situe ancre le point de départ et la cible du notre premier.gitlab-ci.yml.</w:t>
       </w:r>
     </w:p>
     <w:p>
@@ -629,7 +629,7 @@
         <w:spacing w:after="120"/>
       </w:pPr>
       <w:r>
-        <w:t xml:space="preserve">À la sortie, la squad a pris conscience de ce que l’absence de CI versionnée implique : un processus de livraison dépendant d’une personne, non reproductible, invisible et non auditable. Elle a cartographié son processus actuel et identifié sa fragilité. Le risque est visible, et la nécessité de poser un .gitlab-ci.yml versionné (#127) est comprise — pas comme une formalité, mais comme la fondation d’une livraison fiable. Côté hub, la mesure « CI versionnée » a son point de départ, prête à basculer au prochain atelier.</w:t>
+        <w:t xml:space="preserve">À la sortie, la squad a pris conscience de ce que l’absence de CI versionnée implique : un processus de livraison dépendant d’une personne, non reproductible, invisible et non auditable. Elle a cartographié son processus actuel et identifié sa fragilité. Le risque est visible, et la nécessité de poser un.gitlab-ci.yml versionné est comprise — pas comme une formalité, mais comme la fondation d’une livraison fiable. Côté hub, la mesure « CI versionnée » a son point de départ, prête à basculer au prochain atelier.</w:t>
       </w:r>
     </w:p>
     <w:p>
@@ -701,7 +701,7 @@
         <w:spacing w:after="80"/>
       </w:pPr>
       <w:r>
-        <w:t xml:space="preserve">Zone « Notre point de départ » — la mesure hub : a-t-on un .gitlab-ci.yml ?</w:t>
+        <w:t xml:space="preserve">Zone « Notre point de départ » — la mesure hub : a-t-on un.gitlab-ci.yml ?</w:t>
       </w:r>
     </w:p>
     <w:p>
@@ -809,7 +809,7 @@
         <w:t xml:space="preserve">(5 min) Débrief</w:t>
       </w:r>
       <w:r>
-        <w:t xml:space="preserve"> — on constate : le risque est visible, on est prêts à poser le premier .gitlab-ci.yml (#127).</w:t>
+        <w:t xml:space="preserve"> — on constate : le risque est visible, on est prêts à poser le premier.gitlab-ci.yml.</w:t>
       </w:r>
     </w:p>
     <w:p>
@@ -872,7 +872,7 @@
         <w:spacing w:after="120"/>
       </w:pPr>
       <w:r>
-        <w:t xml:space="preserve">Cette sensibilisation ouvre P05. La suite : #127 (créer le premier .gitlab-ci.yml avec un stage build), #128 (traiter la CI comme du code — la reviewer en MR), #129 (factoriser via templates partagés), #130 (tester la CI sur branche avant merge). Le CONTENU des stages (test, lint, sécu) relève de P04 ; P05 traite l’existence et la maintenance du fichier CI lui-même.</w:t>
+        <w:t xml:space="preserve">Cette sensibilisation ouvre P05. La suite : (créer le premier.gitlab-ci.yml avec un stage build), (traiter la CI comme du code — la reviewer en MR), (factoriser via templates partagés), (tester la CI sur branche avant merge). Le CONTENU des stages (test, lint, sécu) relève de P04 ; P05 traite l’existence et la maintenance du fichier CI lui-même.</w:t>
       </w:r>
     </w:p>
     <w:p>
@@ -888,7 +888,7 @@
         <w:spacing w:after="120"/>
       </w:pPr>
       <w:r>
-        <w:t xml:space="preserve">La squad a pris conscience de ce que l’absence de CI versionnée coûte — dépendance à une personne, non-reproductibilité, invisibilité, non-auditabilité — en cartographiant son processus actuel et en mesurant l’écart via le hub. La nécessité d’un .gitlab-ci.yml versionné est comprise comme une fondation, pas une formalité. La question P05 pose sa sensibilisation, et la mesure « CI versionnée » du hub a son point de départ, prête à basculer au #127.</w:t>
+        <w:t xml:space="preserve">La squad a pris conscience de ce que l’absence de CI versionnée coûte — dépendance à une personne, non-reproductibilité, invisibilité, non-auditabilité — en cartographiant son processus actuel et en mesurant l’écart via le hub. La nécessité d’un.gitlab-ci.yml versionné est comprise comme une fondation, pas une formalité. La question P05 pose sa sensibilisation, et la mesure « CI versionnée » du hub a son point de départ, prête à basculer au notre premier.gitlab-ci.yml.</w:t>
       </w:r>
     </w:p>
     <w:sectPr>
